--- a/deliverables/adr/0001-order-pricing-and-confirmation.es.docx
+++ b/deliverables/adr/0001-order-pricing-and-confirmation.es.docx
@@ -33,15 +33,15 @@
         </w:tblBorders>
       </w:tblPr>
       <w:tblGrid>
-        <w:gridCol w:w="1488"/>
+        <w:gridCol w:w="1354"/>
         <w:gridCol w:w="1622"/>
         <w:gridCol w:w="1488"/>
-        <w:gridCol w:w="5040"/>
+        <w:gridCol w:w="5173"/>
       </w:tblGrid>
       <w:tr>
         <w:tc>
           <w:tcPr>
-            <w:tcW w:type="dxa" w:w="1488"/>
+            <w:tcW w:type="dxa" w:w="1354"/>
           </w:tcPr>
           <w:p>
             <w:pPr>
@@ -98,7 +98,7 @@
         </w:tc>
         <w:tc>
           <w:tcPr>
-            <w:tcW w:type="dxa" w:w="5040"/>
+            <w:tcW w:type="dxa" w:w="5173"/>
           </w:tcPr>
           <w:p>
             <w:pPr>
@@ -119,7 +119,7 @@
       <w:tr>
         <w:tc>
           <w:tcPr>
-            <w:tcW w:type="dxa" w:w="1488"/>
+            <w:tcW w:type="dxa" w:w="1354"/>
           </w:tcPr>
           <w:p>
             <w:pPr>
@@ -132,7 +132,7 @@
                 <w:color w:val="000000"/>
                 <w:sz w:val="24"/>
               </w:rPr>
-              <w:t>propuesto</w:t>
+              <w:t>aceptado</w:t>
             </w:r>
           </w:p>
         </w:tc>
@@ -151,7 +151,7 @@
                 <w:color w:val="000000"/>
                 <w:sz w:val="24"/>
               </w:rPr>
-              <w:t>2026-10-14</w:t>
+              <w:t>2026-10-15</w:t>
             </w:r>
           </w:p>
         </w:tc>
@@ -176,7 +176,7 @@
         </w:tc>
         <w:tc>
           <w:tcPr>
-            <w:tcW w:type="dxa" w:w="5040"/>
+            <w:tcW w:type="dxa" w:w="5173"/>
           </w:tcPr>
           <w:p>
             <w:pPr>
@@ -189,7 +189,7 @@
                 <w:color w:val="000000"/>
                 <w:sz w:val="24"/>
               </w:rPr>
-              <w:t>Alta. Media en el impuesto del obsequio (depende del país)</w:t>
+              <w:t>Alta. Media en el impuesto del obsequio</w:t>
             </w:r>
           </w:p>
         </w:tc>
@@ -206,7 +206,7 @@
           <w:color w:val="000000"/>
           <w:sz w:val="24"/>
         </w:rPr>
-        <w:t>En tres releases se perdieron pedidos confirmados. Hay que garantizar total confirmado = cotizado, dinero exacto, que un 201 sea un pedido guardado y que sus efectos lleguen a push y ERP.</w:t>
+        <w:t>En tres releases se perdieron pedidos confirmados. Hay que garantizar total confirmado = cotizado, dinero exacto, que un 201 sea un pedido guardado y que los efectos en push y ERP no se pierdan ni se apliquen dos veces.</w:t>
       </w:r>
     </w:p>
     <w:p>
@@ -240,14 +240,14 @@
         </w:tblBorders>
       </w:tblPr>
       <w:tblGrid>
-        <w:gridCol w:w="3598"/>
-        <w:gridCol w:w="3003"/>
-        <w:gridCol w:w="3036"/>
+        <w:gridCol w:w="3428"/>
+        <w:gridCol w:w="3134"/>
+        <w:gridCol w:w="3077"/>
       </w:tblGrid>
       <w:tr>
         <w:tc>
           <w:tcPr>
-            <w:tcW w:type="dxa" w:w="3598"/>
+            <w:tcW w:type="dxa" w:w="3428"/>
           </w:tcPr>
           <w:p>
             <w:pPr>
@@ -266,7 +266,7 @@
         </w:tc>
         <w:tc>
           <w:tcPr>
-            <w:tcW w:type="dxa" w:w="3003"/>
+            <w:tcW w:type="dxa" w:w="3134"/>
           </w:tcPr>
           <w:p>
             <w:pPr>
@@ -285,7 +285,7 @@
         </w:tc>
         <w:tc>
           <w:tcPr>
-            <w:tcW w:type="dxa" w:w="3036"/>
+            <w:tcW w:type="dxa" w:w="3077"/>
           </w:tcPr>
           <w:p>
             <w:pPr>
@@ -306,7 +306,7 @@
       <w:tr>
         <w:tc>
           <w:tcPr>
-            <w:tcW w:type="dxa" w:w="3598"/>
+            <w:tcW w:type="dxa" w:w="3428"/>
           </w:tcPr>
           <w:p>
             <w:pPr>
@@ -319,13 +319,13 @@
                 <w:color w:val="000000"/>
                 <w:sz w:val="24"/>
               </w:rPr>
-              <w:t>Líneas de cotización de solo inserción. El pedido las referencia sin montos</w:t>
+              <w:t>Cotización sellada de solo inserción. El pedido la referencia sin montos</w:t>
             </w:r>
           </w:p>
         </w:tc>
         <w:tc>
           <w:tcPr>
-            <w:tcW w:type="dxa" w:w="3003"/>
+            <w:tcW w:type="dxa" w:w="3134"/>
           </w:tcPr>
           <w:p>
             <w:pPr>
@@ -344,7 +344,7 @@
         </w:tc>
         <w:tc>
           <w:tcPr>
-            <w:tcW w:type="dxa" w:w="3036"/>
+            <w:tcW w:type="dxa" w:w="3077"/>
           </w:tcPr>
           <w:p>
             <w:pPr>
@@ -357,7 +357,7 @@
                 <w:color w:val="000000"/>
                 <w:sz w:val="24"/>
               </w:rPr>
-              <w:t>Dos copias divergen. Recalcular cambia con los precios</w:t>
+              <w:t>Las copias divergen. Los precios cambian</w:t>
             </w:r>
           </w:p>
         </w:tc>
@@ -365,7 +365,7 @@
       <w:tr>
         <w:tc>
           <w:tcPr>
-            <w:tcW w:type="dxa" w:w="3598"/>
+            <w:tcW w:type="dxa" w:w="3428"/>
           </w:tcPr>
           <w:p>
             <w:pPr>
@@ -387,13 +387,13 @@
                 <w:color w:val="000000"/>
                 <w:sz w:val="24"/>
               </w:rPr>
-              <w:t xml:space="preserve"> por línea. Combos, luego escalas, luego impuestos</w:t>
+              <w:t xml:space="preserve"> redondeado por línea, sin redondear totales. Combos antes que escalas</w:t>
             </w:r>
           </w:p>
         </w:tc>
         <w:tc>
           <w:tcPr>
-            <w:tcW w:type="dxa" w:w="3003"/>
+            <w:tcW w:type="dxa" w:w="3134"/>
           </w:tcPr>
           <w:p>
             <w:pPr>
@@ -415,13 +415,13 @@
                 <w:color w:val="000000"/>
                 <w:sz w:val="24"/>
               </w:rPr>
-              <w:t>. Redondear el total. Escalas primero</w:t>
+              <w:t xml:space="preserve"> en unidades mínimas. Redondear el total. Escalas primero</w:t>
             </w:r>
           </w:p>
         </w:tc>
         <w:tc>
           <w:tcPr>
-            <w:tcW w:type="dxa" w:w="3036"/>
+            <w:tcW w:type="dxa" w:w="3077"/>
           </w:tcPr>
           <w:p>
             <w:pPr>
@@ -434,7 +434,7 @@
                 <w:color w:val="000000"/>
                 <w:sz w:val="24"/>
               </w:rPr>
-              <w:t>Oculta centavos. Doble descuento en el combo</w:t>
+              <w:t>Incómodo con tasas. Descuadra la factura. Doble descuento</w:t>
             </w:r>
           </w:p>
         </w:tc>
@@ -442,7 +442,7 @@
       <w:tr>
         <w:tc>
           <w:tcPr>
-            <w:tcW w:type="dxa" w:w="3598"/>
+            <w:tcW w:type="dxa" w:w="3428"/>
           </w:tcPr>
           <w:p>
             <w:pPr>
@@ -455,7 +455,66 @@
                 <w:color w:val="000000"/>
                 <w:sz w:val="24"/>
               </w:rPr>
-              <w:t xml:space="preserve">Una transacción PostgreSQL: clave → cotización → cupo → pedido → outbox; 201 tras el commit. Outbox con lease y </w:t>
+              <w:t>Una transacción ACID en PostgreSQL, bloqueos clave → cotización → cupo. El 201 tras el commit</w:t>
+            </w:r>
+          </w:p>
+        </w:tc>
+        <w:tc>
+          <w:tcPr>
+            <w:tcW w:type="dxa" w:w="3134"/>
+          </w:tcPr>
+          <w:p>
+            <w:pPr>
+              <w:spacing w:after="0"/>
+            </w:pPr>
+            <w:r>
+              <w:rPr>
+                <w:rFonts w:ascii="Arial" w:hAnsi="Arial" w:eastAsia="Arial"/>
+                <w:b w:val="0"/>
+                <w:color w:val="000000"/>
+                <w:sz w:val="24"/>
+              </w:rPr>
+              <w:t>Almacén en memoria. Escritura asíncrona o saga. Claves en caché</w:t>
+            </w:r>
+          </w:p>
+        </w:tc>
+        <w:tc>
+          <w:tcPr>
+            <w:tcW w:type="dxa" w:w="3077"/>
+          </w:tcPr>
+          <w:p>
+            <w:pPr>
+              <w:spacing w:after="0"/>
+            </w:pPr>
+            <w:r>
+              <w:rPr>
+                <w:rFonts w:ascii="Arial" w:hAnsi="Arial" w:eastAsia="Arial"/>
+                <w:b w:val="0"/>
+                <w:color w:val="000000"/>
+                <w:sz w:val="24"/>
+              </w:rPr>
+              <w:t>Sin bloqueos reales. El defecto "confirmado pero inexistente". No atómica</w:t>
+            </w:r>
+          </w:p>
+        </w:tc>
+      </w:tr>
+      <w:tr>
+        <w:tc>
+          <w:tcPr>
+            <w:tcW w:type="dxa" w:w="3428"/>
+          </w:tcPr>
+          <w:p>
+            <w:pPr>
+              <w:spacing w:after="0"/>
+            </w:pPr>
+            <w:r>
+              <w:rPr>
+                <w:rFonts w:ascii="Arial" w:hAnsi="Arial" w:eastAsia="Arial"/>
+                <w:b w:val="0"/>
+                <w:color w:val="000000"/>
+                <w:sz w:val="24"/>
+              </w:rPr>
+              <w:t xml:space="preserve">Outbox transaccional con lease y backoff. Push y ERP deduplican por </w:t>
             </w:r>
             <w:r>
               <w:rPr>
@@ -470,7 +529,7 @@
         </w:tc>
         <w:tc>
           <w:tcPr>
-            <w:tcW w:type="dxa" w:w="3003"/>
+            <w:tcW w:type="dxa" w:w="3134"/>
           </w:tcPr>
           <w:p>
             <w:pPr>
@@ -483,13 +542,13 @@
                 <w:color w:val="000000"/>
                 <w:sz w:val="24"/>
               </w:rPr>
-              <w:t>Escritura asíncrona o saga. Publicar tras el commit. Memoria</w:t>
+              <w:t>Publicar tras el commit. Commit en dos fases</w:t>
             </w:r>
           </w:p>
         </w:tc>
         <w:tc>
           <w:tcPr>
-            <w:tcW w:type="dxa" w:w="3036"/>
+            <w:tcW w:type="dxa" w:w="3077"/>
           </w:tcPr>
           <w:p>
             <w:pPr>
@@ -502,7 +561,7 @@
                 <w:color w:val="000000"/>
                 <w:sz w:val="24"/>
               </w:rPr>
-              <w:t>El defecto "confirmado pero inexistente". Pierde eventos. Sin bloqueos reales</w:t>
+              <w:t>Pierde eventos. Push y ERP no entran en ella</w:t>
             </w:r>
           </w:p>
         </w:tc>
@@ -510,7 +569,7 @@
       <w:tr>
         <w:tc>
           <w:tcPr>
-            <w:tcW w:type="dxa" w:w="3598"/>
+            <w:tcW w:type="dxa" w:w="3428"/>
           </w:tcPr>
           <w:p>
             <w:pPr>
@@ -523,13 +582,13 @@
                 <w:color w:val="000000"/>
                 <w:sz w:val="24"/>
               </w:rPr>
-              <w:t>Monolito hexagonal, repositorios separados (API, docs, web, infra, tools)</w:t>
+              <w:t>Monolito hexagonal, SQL explícito, repositorios separados</w:t>
             </w:r>
           </w:p>
         </w:tc>
         <w:tc>
           <w:tcPr>
-            <w:tcW w:type="dxa" w:w="3003"/>
+            <w:tcW w:type="dxa" w:w="3134"/>
           </w:tcPr>
           <w:p>
             <w:pPr>
@@ -542,13 +601,13 @@
                 <w:color w:val="000000"/>
                 <w:sz w:val="24"/>
               </w:rPr>
-              <w:t>Microservicios. Monorepo</w:t>
+              <w:t>Microservicios. JPA. Monorepo</w:t>
             </w:r>
           </w:p>
         </w:tc>
         <w:tc>
           <w:tcPr>
-            <w:tcW w:type="dxa" w:w="3036"/>
+            <w:tcW w:type="dxa" w:w="3077"/>
           </w:tcPr>
           <w:p>
             <w:pPr>
@@ -561,7 +620,7 @@
                 <w:color w:val="000000"/>
                 <w:sz w:val="24"/>
               </w:rPr>
-              <w:t>Una transacción cubre la escritura. Cada componente evoluciona aparte</w:t>
+              <w:t>Una transacción. JPA oculta bloqueos. Evolucionan aparte</w:t>
             </w:r>
           </w:p>
         </w:tc>
@@ -603,31 +662,7 @@
           <w:color w:val="000000"/>
           <w:sz w:val="24"/>
         </w:rPr>
-        <w:t xml:space="preserve"> fuera de alcance. Un gateway inyectaría el tenant y el cliente.</w:t>
-      </w:r>
-    </w:p>
-    <w:p>
-      <w:pPr>
-        <w:pStyle w:val="ListBullet"/>
-        <w:spacing w:after="40"/>
-      </w:pPr>
-      <w:r>
-        <w:rPr>
-          <w:rFonts w:ascii="Arial" w:hAnsi="Arial" w:eastAsia="Arial"/>
-          <w:b/>
-          <w:color w:val="000000"/>
-          <w:sz w:val="24"/>
-        </w:rPr>
-        <w:t>Revocación, cancelación y liberación de cupo:</w:t>
-      </w:r>
-      <w:r>
-        <w:rPr>
-          <w:rFonts w:ascii="Arial" w:hAnsi="Arial" w:eastAsia="Arial"/>
-          <w:b w:val="0"/>
-          <w:color w:val="000000"/>
-          <w:sz w:val="24"/>
-        </w:rPr>
-        <w:t xml:space="preserve"> no se pidieron. La revocación es la mitigación.</w:t>
+        <w:t xml:space="preserve"> fuera de alcance. Un gateway inyectaría tenant y cliente.</w:t>
       </w:r>
     </w:p>
     <w:p>
@@ -666,7 +701,7 @@
           <w:color w:val="000000"/>
           <w:sz w:val="24"/>
         </w:rPr>
-        <w:t>Catálogo, categorías tributarias, historial de precios, OpenAPI y despliegue:</w:t>
+        <w:t>No se pidieron:</w:t>
       </w:r>
       <w:r>
         <w:rPr>
@@ -675,7 +710,7 @@
           <w:color w:val="000000"/>
           <w:sz w:val="24"/>
         </w:rPr>
-        <w:t xml:space="preserve"> no se pidieron.</w:t>
+        <w:t xml:space="preserve"> revocación (la mitigación del riesgo), cancelación, liberación de cupo, catálogo, categorías de impuesto, historial de precios, OpenAPI, despliegue, CI y SonarQube (README).</w:t>
       </w:r>
     </w:p>
     <w:p>
@@ -741,7 +776,7 @@
           <w:color w:val="000000"/>
           <w:sz w:val="24"/>
         </w:rPr>
-        <w:t xml:space="preserve">. El dinero se compara con </w:t>
+        <w:t xml:space="preserve">. Dinero con </w:t>
       </w:r>
       <w:r>
         <w:rPr>
@@ -759,7 +794,7 @@
           <w:color w:val="000000"/>
           <w:sz w:val="24"/>
         </w:rPr>
-        <w:t>.</w:t>
+        <w:t>. Ningún UPDATE de cotizaciones.</w:t>
       </w:r>
     </w:p>
     <w:p>
@@ -799,6 +834,21 @@
           <w:sz w:val="24"/>
         </w:rPr>
         <w:t>Bloqueos clave → cotización → cupo. El 201 tras el commit. Ningún fallo cacheado.</w:t>
+      </w:r>
+    </w:p>
+    <w:p>
+      <w:pPr>
+        <w:pStyle w:val="ListBullet"/>
+        <w:spacing w:after="40"/>
+      </w:pPr>
+      <w:r>
+        <w:rPr>
+          <w:rFonts w:ascii="Arial" w:hAnsi="Arial" w:eastAsia="Arial"/>
+          <w:b w:val="0"/>
+          <w:color w:val="000000"/>
+          <w:sz w:val="24"/>
+        </w:rPr>
+        <w:t>El relay envía sin transacción abierta, y solo quien tiene el lease marca el resultado.</w:t>
       </w:r>
     </w:p>
     <w:p>
@@ -866,7 +916,7 @@
           <w:color w:val="000000"/>
           <w:sz w:val="24"/>
         </w:rPr>
-        <w:t xml:space="preserve"> TTL de 15 minutos; luego, revocación (OPEN → REVOKED, 409). </w:t>
+        <w:t xml:space="preserve"> un TTL de 15 minutos por país; luego, revocación (OPEN → REVOKED, 409). </w:t>
       </w:r>
       <w:r>
         <w:rPr>

--- a/deliverables/adr/0001-order-pricing-and-confirmation.es.docx
+++ b/deliverables/adr/0001-order-pricing-and-confirmation.es.docx
@@ -4,6 +4,7 @@
   <w:body>
     <w:p>
       <w:pPr>
+        <w:pStyle w:val="Heading1"/>
         <w:keepNext/>
         <w:spacing w:before="0" w:after="80"/>
       </w:pPr>
@@ -211,6 +212,7 @@
     </w:p>
     <w:p>
       <w:pPr>
+        <w:pStyle w:val="Heading2"/>
         <w:keepNext/>
         <w:spacing w:before="160" w:after="80"/>
       </w:pPr>
@@ -628,6 +630,7 @@
     </w:tbl>
     <w:p>
       <w:pPr>
+        <w:pStyle w:val="Heading2"/>
         <w:keepNext/>
         <w:spacing w:before="160" w:after="80"/>
       </w:pPr>
@@ -715,6 +718,7 @@
     </w:p>
     <w:p>
       <w:pPr>
+        <w:pStyle w:val="Heading2"/>
         <w:keepNext/>
         <w:spacing w:before="160" w:after="80"/>
       </w:pPr>
@@ -868,6 +872,7 @@
     </w:p>
     <w:p>
       <w:pPr>
+        <w:pStyle w:val="Heading2"/>
         <w:keepNext/>
         <w:spacing w:before="160" w:after="80"/>
       </w:pPr>
@@ -1410,11 +1415,12 @@
       <w:outlineLvl w:val="0"/>
     </w:pPr>
     <w:rPr>
-      <w:rFonts w:asciiTheme="majorHAnsi" w:eastAsiaTheme="majorEastAsia" w:hAnsiTheme="majorHAnsi" w:cstheme="majorBidi"/>
+      <w:rFonts w:ascii="Arial" w:hAnsi="Arial"/>
       <w:b/>
       <w:bCs/>
-      <w:color w:val="365F91" w:themeColor="accent1" w:themeShade="BF"/>
-      <w:sz w:val="28"/>
+      <w:i w:val="0"/>
+      <w:color w:val="000000"/>
+      <w:sz w:val="24"/>
       <w:szCs w:val="28"/>
     </w:rPr>
   </w:style>
@@ -1434,11 +1440,12 @@
       <w:outlineLvl w:val="1"/>
     </w:pPr>
     <w:rPr>
-      <w:rFonts w:asciiTheme="majorHAnsi" w:eastAsiaTheme="majorEastAsia" w:hAnsiTheme="majorHAnsi" w:cstheme="majorBidi"/>
+      <w:rFonts w:ascii="Arial" w:hAnsi="Arial"/>
       <w:b/>
       <w:bCs/>
-      <w:color w:val="4F81BD" w:themeColor="accent1"/>
-      <w:sz w:val="26"/>
+      <w:i w:val="0"/>
+      <w:color w:val="000000"/>
+      <w:sz w:val="24"/>
       <w:szCs w:val="26"/>
     </w:rPr>
   </w:style>
@@ -1458,10 +1465,12 @@
       <w:outlineLvl w:val="2"/>
     </w:pPr>
     <w:rPr>
-      <w:rFonts w:asciiTheme="majorHAnsi" w:eastAsiaTheme="majorEastAsia" w:hAnsiTheme="majorHAnsi" w:cstheme="majorBidi"/>
+      <w:rFonts w:ascii="Arial" w:hAnsi="Arial"/>
       <w:b/>
       <w:bCs/>
-      <w:color w:val="4F81BD" w:themeColor="accent1"/>
+      <w:i w:val="0"/>
+      <w:color w:val="000000"/>
+      <w:sz w:val="24"/>
     </w:rPr>
   </w:style>
   <w:style w:type="paragraph" w:styleId="Heading4">
